--- a/metodika/Extrakt template_EN.docx
+++ b/metodika/Extrakt template_EN.docx
@@ -8,31 +8,31 @@
         <w:spacing w:after="60"/>
       </w:pPr>
       <w:r>
-        <w:t xml:space="preserve">EXTRACT </w:t>
-      </w:r>
-      <w:proofErr w:type="spellStart"/>
-      <w:r>
-        <w:t>from</w:t>
-      </w:r>
-      <w:proofErr w:type="spellEnd"/>
-      <w:r>
-        <w:t xml:space="preserve"> </w:t>
-      </w:r>
-      <w:proofErr w:type="spellStart"/>
-      <w:r>
-        <w:t>the</w:t>
-      </w:r>
-      <w:proofErr w:type="spellEnd"/>
-      <w:r>
-        <w:t xml:space="preserve"> </w:t>
-      </w:r>
-      <w:proofErr w:type="spellStart"/>
-      <w:r>
-        <w:t>Technical</w:t>
-      </w:r>
-      <w:proofErr w:type="spellEnd"/>
-      <w:r>
-        <w:t xml:space="preserve"> Standard</w:t>
+        <w:t xml:space="preserve">EXTRACT from the International Standard ISO</w:t>
+      </w:r>
+      <w:proofErr w:type="spellStart"/>
+      <w:r>
+        <w:t/>
+      </w:r>
+      <w:proofErr w:type="spellEnd"/>
+      <w:r>
+        <w:t xml:space="preserve"/>
+      </w:r>
+      <w:proofErr w:type="spellStart"/>
+      <w:r>
+        <w:t/>
+      </w:r>
+      <w:proofErr w:type="spellEnd"/>
+      <w:r>
+        <w:t xml:space="preserve"/>
+      </w:r>
+      <w:proofErr w:type="spellStart"/>
+      <w:r>
+        <w:t/>
+      </w:r>
+      <w:proofErr w:type="spellEnd"/>
+      <w:r>
+        <w:t xml:space="preserve"/>
       </w:r>
     </w:p>
     <w:p>
@@ -228,7 +228,43 @@
     </w:p>
     <w:p>
       <w:pPr>
-        <w:pStyle w:val="Textnormy"/>
+        <w:pStyle w:val="Titulek"/>
+      </w:pPr>
+      <w:r>
+        <w:tab/>
+      </w:r>
+      <w:proofErr w:type="spellStart"/>
+      <w:r>
+        <w:t xml:space="preserve">Extract prepared in 2026</w:t>
+      </w:r>
+      <w:proofErr w:type="spellEnd"/>
+      <w:r>
+        <w:t xml:space="preserve"/>
+      </w:r>
+      <w:r>
+        <w:rPr>
+          <w:color w:val="FF0000"/>
+        </w:rPr>
+        <w:t/>
+      </w:r>
+      <w:r>
+        <w:t xml:space="preserve"/>
+      </w:r>
+      <w:r>
+        <w:rPr>
+          <w:color w:val="FF0000"/>
+        </w:rPr>
+        <w:t xml:space="preserve"/>
+      </w:r>
+      <w:proofErr w:type="spellStart"/>
+      <w:r>
+        <w:t/>
+      </w:r>
+      <w:proofErr w:type="spellEnd"/>
+    </w:p>
+    <w:p>
+      <w:pPr>
+        <w:pStyle w:val="Nadpis1"/>
         <w:rPr>
           <w:b/>
           <w:sz w:val="22"/>
@@ -1768,103 +1804,103 @@
         <w:rPr>
           <w:color w:val="FF0000"/>
         </w:rPr>
-        <w:t xml:space="preserve">Souvisící normy </w:t>
+        <w:t xml:space="preserve">The chapter states the number of related (cited) documents in the described document and the most important of them, from Normative references or Bibliography. A clear designation of each document is sufficient; long lists are not reproduced.</w:t>
       </w:r>
       <w:proofErr w:type="gramStart"/>
       <w:r>
         <w:rPr>
           <w:color w:val="FF0000"/>
         </w:rPr>
-        <w:t>uvádí</w:t>
+        <w:t/>
       </w:r>
       <w:proofErr w:type="gramEnd"/>
       <w:r>
         <w:rPr>
           <w:color w:val="FF0000"/>
         </w:rPr>
-        <w:t xml:space="preserve"> výběr nejdůleži</w:t>
-      </w:r>
-      <w:r>
-        <w:rPr>
-          <w:color w:val="FF0000"/>
-        </w:rPr>
-        <w:t xml:space="preserve">tějších souvisejících dokumentů </w:t>
-      </w:r>
-      <w:r>
-        <w:rPr>
-          <w:color w:val="FF0000"/>
-        </w:rPr>
-        <w:t xml:space="preserve">z kap. </w:t>
+        <w:t xml:space="preserve"/>
+      </w:r>
+      <w:r>
+        <w:rPr>
+          <w:color w:val="FF0000"/>
+        </w:rPr>
+        <w:t xml:space="preserve"/>
+      </w:r>
+      <w:r>
+        <w:rPr>
+          <w:color w:val="FF0000"/>
+        </w:rPr>
+        <w:t xml:space="preserve"/>
       </w:r>
       <w:proofErr w:type="gramStart"/>
       <w:r>
         <w:rPr>
           <w:color w:val="FF0000"/>
         </w:rPr>
-        <w:t>Normative</w:t>
+        <w:t/>
       </w:r>
       <w:proofErr w:type="gramEnd"/>
       <w:r>
         <w:rPr>
           <w:color w:val="FF0000"/>
         </w:rPr>
-        <w:t xml:space="preserve"> </w:t>
-      </w:r>
-      <w:proofErr w:type="spellStart"/>
-      <w:r>
-        <w:rPr>
-          <w:color w:val="FF0000"/>
-        </w:rPr>
-        <w:t>references</w:t>
-      </w:r>
-      <w:proofErr w:type="spellEnd"/>
-      <w:r>
-        <w:rPr>
-          <w:color w:val="FF0000"/>
-        </w:rPr>
-        <w:t xml:space="preserve"> nebo </w:t>
-      </w:r>
-      <w:proofErr w:type="spellStart"/>
-      <w:r>
-        <w:rPr>
-          <w:color w:val="FF0000"/>
-        </w:rPr>
-        <w:t>Bibliography</w:t>
-      </w:r>
-      <w:proofErr w:type="spellEnd"/>
-      <w:r>
-        <w:rPr>
-          <w:color w:val="FF0000"/>
-        </w:rPr>
-        <w:t>/</w:t>
-      </w:r>
-      <w:proofErr w:type="spellStart"/>
-      <w:r>
-        <w:rPr>
-          <w:color w:val="FF0000"/>
-        </w:rPr>
-        <w:t>Literature</w:t>
-      </w:r>
-      <w:proofErr w:type="spellEnd"/>
-      <w:r>
-        <w:rPr>
-          <w:color w:val="FF0000"/>
-        </w:rPr>
-        <w:t xml:space="preserve">, event. </w:t>
-      </w:r>
-      <w:proofErr w:type="spellStart"/>
-      <w:r>
-        <w:rPr>
-          <w:color w:val="FF0000"/>
-        </w:rPr>
-        <w:t>další</w:t>
-      </w:r>
-      <w:proofErr w:type="spellEnd"/>
-      <w:r>
-        <w:rPr>
-          <w:color w:val="FF0000"/>
-        </w:rPr>
-        <w:t xml:space="preserve">. </w:t>
+        <w:t xml:space="preserve"/>
+      </w:r>
+      <w:proofErr w:type="spellStart"/>
+      <w:r>
+        <w:rPr>
+          <w:color w:val="FF0000"/>
+        </w:rPr>
+        <w:t/>
+      </w:r>
+      <w:proofErr w:type="spellEnd"/>
+      <w:r>
+        <w:rPr>
+          <w:color w:val="FF0000"/>
+        </w:rPr>
+        <w:t xml:space="preserve"/>
+      </w:r>
+      <w:proofErr w:type="spellStart"/>
+      <w:r>
+        <w:rPr>
+          <w:color w:val="FF0000"/>
+        </w:rPr>
+        <w:t/>
+      </w:r>
+      <w:proofErr w:type="spellEnd"/>
+      <w:r>
+        <w:rPr>
+          <w:color w:val="FF0000"/>
+        </w:rPr>
+        <w:t/>
+      </w:r>
+      <w:proofErr w:type="spellStart"/>
+      <w:r>
+        <w:rPr>
+          <w:color w:val="FF0000"/>
+        </w:rPr>
+        <w:t/>
+      </w:r>
+      <w:proofErr w:type="spellEnd"/>
+      <w:r>
+        <w:rPr>
+          <w:color w:val="FF0000"/>
+        </w:rPr>
+        <w:t xml:space="preserve"/>
+      </w:r>
+      <w:proofErr w:type="spellStart"/>
+      <w:r>
+        <w:rPr>
+          <w:color w:val="FF0000"/>
+        </w:rPr>
+        <w:t/>
+      </w:r>
+      <w:proofErr w:type="spellEnd"/>
+      <w:r>
+        <w:rPr>
+          <w:color w:val="FF0000"/>
+        </w:rPr>
+        <w:t xml:space="preserve"/>
       </w:r>
     </w:p>
     <w:p>
@@ -1878,49 +1914,49 @@
         <w:rPr>
           <w:color w:val="FF0000"/>
         </w:rPr>
-        <w:t>PŘÍKLAD: Popisovaný dokument souvisí s širokým spektrem norem pro EFC, např. ISO 17573, CEN ISO/TS 17575-1, CEN ISO/TS 12813, CEN ISO/TS 13141 a EN ISO 12855, dále s normami souvisejícími s bezpečnostními technikami jako ISO/IEC 9797-1, ISO/IEC 10118-3, ISO/IEC 11770-1, ISO/IEC 14888-2, ISO/IEC 18033-2, ISO/IEC 19790, poslední skupinou souvisejících dokumentů jsou RFC (</w:t>
-      </w:r>
-      <w:proofErr w:type="spellStart"/>
-      <w:r>
-        <w:rPr>
-          <w:color w:val="FF0000"/>
-        </w:rPr>
-        <w:t>Request</w:t>
-      </w:r>
-      <w:proofErr w:type="spellEnd"/>
-      <w:r>
-        <w:rPr>
-          <w:color w:val="FF0000"/>
-        </w:rPr>
-        <w:t xml:space="preserve"> </w:t>
-      </w:r>
-      <w:proofErr w:type="spellStart"/>
-      <w:r>
-        <w:rPr>
-          <w:color w:val="FF0000"/>
-        </w:rPr>
-        <w:t>for</w:t>
-      </w:r>
-      <w:proofErr w:type="spellEnd"/>
-      <w:r>
-        <w:rPr>
-          <w:color w:val="FF0000"/>
-        </w:rPr>
-        <w:t xml:space="preserve"> </w:t>
-      </w:r>
-      <w:proofErr w:type="spellStart"/>
-      <w:r>
-        <w:rPr>
-          <w:color w:val="FF0000"/>
-        </w:rPr>
-        <w:t>Comments</w:t>
-      </w:r>
-      <w:proofErr w:type="spellEnd"/>
-      <w:r>
-        <w:rPr>
-          <w:color w:val="FF0000"/>
-        </w:rPr>
-        <w:t>) vydávané Komisí techniky Internetu (IETF) např. RFC4301, RFC4347, RFC4648, RFC5035, RFC5246, RFC5280, RFC5746.</w:t>
+        <w:t xml:space="preserve">EXAMPLE: The described document cites 12 normative references, mainly ISO 21217 (ITS station and communication architecture) and other CALM standards.</w:t>
+      </w:r>
+      <w:proofErr w:type="spellStart"/>
+      <w:r>
+        <w:rPr>
+          <w:color w:val="FF0000"/>
+        </w:rPr>
+        <w:t/>
+      </w:r>
+      <w:proofErr w:type="spellEnd"/>
+      <w:r>
+        <w:rPr>
+          <w:color w:val="FF0000"/>
+        </w:rPr>
+        <w:t xml:space="preserve"/>
+      </w:r>
+      <w:proofErr w:type="spellStart"/>
+      <w:r>
+        <w:rPr>
+          <w:color w:val="FF0000"/>
+        </w:rPr>
+        <w:t/>
+      </w:r>
+      <w:proofErr w:type="spellEnd"/>
+      <w:r>
+        <w:rPr>
+          <w:color w:val="FF0000"/>
+        </w:rPr>
+        <w:t xml:space="preserve"/>
+      </w:r>
+      <w:proofErr w:type="spellStart"/>
+      <w:r>
+        <w:rPr>
+          <w:color w:val="FF0000"/>
+        </w:rPr>
+        <w:t/>
+      </w:r>
+      <w:proofErr w:type="spellEnd"/>
+      <w:r>
+        <w:rPr>
+          <w:color w:val="FF0000"/>
+        </w:rPr>
+        <w:t/>
       </w:r>
     </w:p>
     <w:p>
@@ -2699,13 +2735,13 @@
         <w:rPr>
           <w:color w:val="FF0000"/>
         </w:rPr>
-        <w:t>5</w:t>
-      </w:r>
-      <w:r>
-        <w:rPr>
-          <w:color w:val="FF0000"/>
-        </w:rPr>
-        <w:t> </w:t>
+        <w:t xml:space="preserve">5 Chapter title</w:t>
+      </w:r>
+      <w:r>
+        <w:rPr>
+          <w:color w:val="FF0000"/>
+        </w:rPr>
+        <w:t/>
       </w:r>
       <w:bookmarkEnd w:id="53"/>
       <w:bookmarkEnd w:id="54"/>
@@ -2717,7 +2753,7 @@
         <w:rPr>
           <w:color w:val="FF0000"/>
         </w:rPr>
-        <w:t>Název kapitoly</w:t>
+        <w:t/>
       </w:r>
     </w:p>
     <w:p>
@@ -2836,7 +2872,7 @@
         <w:rPr>
           <w:color w:val="FF0000"/>
         </w:rPr>
-        <w:t>5.1 Název článku</w:t>
+        <w:t xml:space="preserve">5.1 Article title</w:t>
       </w:r>
     </w:p>
     <w:p>
@@ -2945,7 +2981,7 @@
           <w:highlight w:val="yellow"/>
           <w:lang w:val="pl-PL"/>
         </w:rPr>
-        <w:t>Formát seznamu v normě/extraktu</w:t>
+        <w:t xml:space="preserve">List format</w:t>
       </w:r>
     </w:p>
     <w:p>
@@ -3099,7 +3135,7 @@
           <w:highlight w:val="yellow"/>
           <w:lang w:val="pl-PL"/>
         </w:rPr>
-        <w:t>Formát</w:t>
+        <w:t xml:space="preserve">Table format</w:t>
       </w:r>
       <w:proofErr w:type="spellEnd"/>
       <w:r>
@@ -3108,7 +3144,7 @@
           <w:highlight w:val="yellow"/>
           <w:lang w:val="pl-PL"/>
         </w:rPr>
-        <w:t xml:space="preserve"> </w:t>
+        <w:t xml:space="preserve"/>
       </w:r>
       <w:proofErr w:type="spellStart"/>
       <w:r>
@@ -3117,7 +3153,7 @@
           <w:highlight w:val="yellow"/>
           <w:lang w:val="pl-PL"/>
         </w:rPr>
-        <w:t>tabulky</w:t>
+        <w:t/>
       </w:r>
       <w:proofErr w:type="spellEnd"/>
     </w:p>
@@ -3139,7 +3175,7 @@
         <w:rPr>
           <w:lang w:val="en-GB"/>
         </w:rPr>
-        <w:t>Table 1 (Table 1 of the standard) – IR transmitter parameter specification</w:t>
+        <w:t xml:space="preserve">Table 1 – IR transmitter parameter specification (Table 1 of the described document)</w:t>
       </w:r>
     </w:p>
     <w:tbl>
@@ -3770,7 +3806,7 @@
           <w:highlight w:val="yellow"/>
           <w:lang w:val="pl-PL"/>
         </w:rPr>
-        <w:t>Formát obrázku</w:t>
+        <w:t xml:space="preserve">Figure format</w:t>
       </w:r>
     </w:p>
     <w:p>
@@ -3824,78 +3860,78 @@
       </w:pPr>
       <w:proofErr w:type="spellStart"/>
       <w:r>
-        <w:t>Figure</w:t>
-      </w:r>
-      <w:proofErr w:type="spellEnd"/>
-      <w:r>
-        <w:t xml:space="preserve"> </w:t>
-      </w:r>
-      <w:r>
-        <w:t>1</w:t>
-      </w:r>
-      <w:r>
-        <w:t xml:space="preserve"> (</w:t>
-      </w:r>
-      <w:proofErr w:type="spellStart"/>
-      <w:r>
-        <w:t>Figure</w:t>
-      </w:r>
-      <w:proofErr w:type="spellEnd"/>
-      <w:r>
-        <w:t xml:space="preserve"> 17 in </w:t>
-      </w:r>
-      <w:proofErr w:type="spellStart"/>
-      <w:r>
-        <w:t>the</w:t>
-      </w:r>
-      <w:proofErr w:type="spellEnd"/>
-      <w:r>
-        <w:t xml:space="preserve"> standard) – Medium </w:t>
-      </w:r>
-      <w:proofErr w:type="spellStart"/>
-      <w:r>
-        <w:t>adaptation</w:t>
-      </w:r>
-      <w:proofErr w:type="spellEnd"/>
-      <w:r>
-        <w:t xml:space="preserve"> </w:t>
-      </w:r>
-      <w:proofErr w:type="spellStart"/>
-      <w:r>
-        <w:t>of</w:t>
-      </w:r>
-      <w:proofErr w:type="spellEnd"/>
-      <w:r>
-        <w:t xml:space="preserve"> </w:t>
+        <w:t xml:space="preserve">Figure 1 – Medium adaptation of the IR interface into the ITS station (Figure 17 of the described document)</w:t>
+      </w:r>
+      <w:proofErr w:type="spellEnd"/>
+      <w:r>
+        <w:t xml:space="preserve"/>
+      </w:r>
+      <w:r>
+        <w:t/>
+      </w:r>
+      <w:r>
+        <w:t xml:space="preserve"/>
+      </w:r>
+      <w:proofErr w:type="spellStart"/>
+      <w:r>
+        <w:t/>
+      </w:r>
+      <w:proofErr w:type="spellEnd"/>
+      <w:r>
+        <w:t xml:space="preserve"/>
+      </w:r>
+      <w:proofErr w:type="spellStart"/>
+      <w:r>
+        <w:t/>
+      </w:r>
+      <w:proofErr w:type="spellEnd"/>
+      <w:r>
+        <w:t xml:space="preserve"/>
+      </w:r>
+      <w:proofErr w:type="spellStart"/>
+      <w:r>
+        <w:t/>
+      </w:r>
+      <w:proofErr w:type="spellEnd"/>
+      <w:r>
+        <w:t xml:space="preserve"/>
+      </w:r>
+      <w:proofErr w:type="spellStart"/>
+      <w:r>
+        <w:t/>
+      </w:r>
+      <w:proofErr w:type="spellEnd"/>
+      <w:r>
+        <w:t xml:space="preserve"/>
       </w:r>
       <w:proofErr w:type="spellStart"/>
       <w:proofErr w:type="gramStart"/>
       <w:r>
-        <w:t>the</w:t>
-      </w:r>
-      <w:proofErr w:type="spellEnd"/>
-      <w:r>
-        <w:t xml:space="preserve"> IR</w:t>
+        <w:t/>
+      </w:r>
+      <w:proofErr w:type="spellEnd"/>
+      <w:r>
+        <w:t xml:space="preserve"/>
       </w:r>
       <w:proofErr w:type="gramEnd"/>
       <w:r>
-        <w:t xml:space="preserve"> interface </w:t>
-      </w:r>
-      <w:proofErr w:type="spellStart"/>
-      <w:r>
-        <w:t>into</w:t>
-      </w:r>
-      <w:proofErr w:type="spellEnd"/>
-      <w:r>
-        <w:t xml:space="preserve"> </w:t>
-      </w:r>
-      <w:proofErr w:type="spellStart"/>
-      <w:r>
-        <w:t>the</w:t>
-      </w:r>
-      <w:proofErr w:type="spellEnd"/>
-      <w:r>
-        <w:t xml:space="preserve"> ITS station</w:t>
+        <w:t xml:space="preserve"/>
+      </w:r>
+      <w:proofErr w:type="spellStart"/>
+      <w:r>
+        <w:t/>
+      </w:r>
+      <w:proofErr w:type="spellEnd"/>
+      <w:r>
+        <w:t xml:space="preserve"/>
+      </w:r>
+      <w:proofErr w:type="spellStart"/>
+      <w:r>
+        <w:t/>
+      </w:r>
+      <w:proofErr w:type="spellEnd"/>
+      <w:r>
+        <w:t xml:space="preserve"/>
       </w:r>
     </w:p>
     <w:p>
@@ -3931,7 +3967,7 @@
           <w:highlight w:val="yellow"/>
           <w:lang w:val="pl-PL"/>
         </w:rPr>
-        <w:t xml:space="preserve">Format </w:t>
+        <w:t xml:space="preserve">Annex format</w:t>
       </w:r>
       <w:proofErr w:type="spellStart"/>
       <w:r>
@@ -3940,7 +3976,7 @@
           <w:highlight w:val="yellow"/>
           <w:lang w:val="pl-PL"/>
         </w:rPr>
-        <w:t>příloh</w:t>
+        <w:t/>
       </w:r>
       <w:proofErr w:type="spellEnd"/>
     </w:p>
@@ -3957,12 +3993,12 @@
           <w:color w:val="FF0000"/>
           <w:lang w:val="en-GB"/>
         </w:rPr>
-        <w:t>Annex A (Normative) - Coding and Error Correction of Profiles 0 and 1 and of Commands</w:t>
+        <w:t xml:space="preserve">Annex A (normative) Coding and Error Correction of Profiles 0 and 1 and of Commands</w:t>
       </w:r>
     </w:p>
     <w:p>
       <w:pPr>
-        <w:pStyle w:val="Nadpis1"/>
+        <w:pStyle w:val="Textnormy"/>
         <w:jc w:val="both"/>
         <w:rPr>
           <w:b w:val="0"/>
@@ -3992,7 +4028,7 @@
           <w:color w:val="FF0000"/>
           <w:lang w:val="en-GB"/>
         </w:rPr>
-        <w:t>Annex B (Informative) - Coding and Modulation of Profile 2 to Profile 6</w:t>
+        <w:t xml:space="preserve">Annex B (informative) Coding and Modulation of Profile 2 to Profile 6</w:t>
       </w:r>
     </w:p>
     <w:p>
@@ -4009,6 +4045,86 @@
           <w:lang w:val="en-GB"/>
         </w:rPr>
         <w:t>This 7-page annex contains textual and tabular definitions of error correction algorithms for the given communication profiles.</w:t>
+      </w:r>
+    </w:p>
+    <w:p>
+      <w:pPr>
+        <w:spacing w:after="120"/>
+        <w:rPr>
+          <w:color w:val="FF0000"/>
+          <w:lang w:val="en-GB"/>
+        </w:rPr>
+      </w:pPr>
+      <w:r>
+        <w:rPr>
+          <w:color w:val="FF0000"/>
+          <w:lang w:val="en-GB"/>
+        </w:rPr>
+        <w:t xml:space="preserve">(NOTE FOR AUTHORS – remove before submission)</w:t>
+      </w:r>
+    </w:p>
+    <w:p>
+      <w:pPr>
+        <w:spacing w:after="120"/>
+        <w:rPr>
+          <w:color w:val="FF0000"/>
+          <w:lang w:val="en-GB"/>
+        </w:rPr>
+      </w:pPr>
+      <w:r>
+        <w:rPr>
+          <w:color w:val="FF0000"/>
+          <w:lang w:val="en-GB"/>
+        </w:rPr>
+        <w:t xml:space="preserve">• Title by type of the described document: EXTRACT from the European Standard / from the International Standard ISO / from the Technical Specification ISO (CEN) / from the Technical Report ISO (CEN).</w:t>
+      </w:r>
+    </w:p>
+    <w:p>
+      <w:pPr>
+        <w:spacing w:after="120"/>
+        <w:rPr>
+          <w:color w:val="FF0000"/>
+          <w:lang w:val="en-GB"/>
+        </w:rPr>
+      </w:pPr>
+      <w:r>
+        <w:rPr>
+          <w:color w:val="FF0000"/>
+          <w:lang w:val="en-GB"/>
+        </w:rPr>
+        <w:t xml:space="preserve">• Designation, year and number of pages refer to the ISO or CEN edition the Extract describes; the national edition, classification code and ICS are not given. “Extract prepared in YYYY” states the year of the Extract (“…, updated YYYY” after a revision).</w:t>
+      </w:r>
+    </w:p>
+    <w:p>
+      <w:pPr>
+        <w:spacing w:after="120"/>
+        <w:rPr>
+          <w:color w:val="FF0000"/>
+          <w:lang w:val="en-GB"/>
+        </w:rPr>
+      </w:pPr>
+      <w:r>
+        <w:rPr>
+          <w:color w:val="FF0000"/>
+          <w:lang w:val="en-GB"/>
+        </w:rPr>
+        <w:t xml:space="preserve">• Order: Introduction, Usage, 1 Scope, Related Documents, Terms and Definitions, Abbreviations, further chapters, annexes, bibliography; chapter numbers and titles follow the described document.</w:t>
+      </w:r>
+    </w:p>
+    <w:p>
+      <w:pPr>
+        <w:spacing w:after="120"/>
+        <w:rPr>
+          <w:color w:val="FF0000"/>
+          <w:lang w:val="en-GB"/>
+        </w:rPr>
+      </w:pPr>
+      <w:r>
+        <w:rPr>
+          <w:color w:val="FF0000"/>
+          <w:lang w:val="en-GB"/>
+        </w:rPr>
+        <w:t xml:space="preserve">• Figures and tables are numbered separately from 1 in the order of the Extract; the caption gives the number in the described document in brackets. Table captions above the table, figure captions below the figure; code listings are treated as figures.</w:t>
       </w:r>
     </w:p>
     <w:p>

--- a/metodika/Extrakt template_EN.docx
+++ b/metodika/Extrakt template_EN.docx
@@ -11026,6 +11026,28 @@
       <w:szCs w:val="40"/>
     </w:rPr>
   </w:style>
+  <w:style w:customStyle="1" w:styleId="VerbatimChar" w:type="character">
+    <w:name w:val="Verbatim Char"/>
+    <w:basedOn w:val="BodyTextChar"/>
+    <w:rPr>
+      <w:rFonts w:ascii="Courier New" w:cs="Courier New" w:hAnsi="Courier New"/>
+      <w:sz w:val="17"/>
+    </w:rPr>
+  </w:style>
+  <w:style w:customStyle="1" w:styleId="SourceCode" w:type="paragraph">
+    <w:name w:val="Source Code"/>
+    <w:basedOn w:val="Normal"/>
+    <w:link w:val="VerbatimChar"/>
+    <w:pPr>
+      <w:shd w:color="auto" w:fill="F2F2F2" w:val="clear"/>
+      <w:spacing w:after="120" w:before="60" w:line="240" w:lineRule="auto"/>
+      <w:jc w:val="left"/>
+    </w:pPr>
+    <w:rPr>
+      <w:rFonts w:ascii="Courier New" w:cs="Courier New" w:hAnsi="Courier New"/>
+      <w:sz w:val="17"/>
+    </w:rPr>
+  </w:style>
 </w:styles>
 </file>
 
